--- a/docs/INDUCTO_World_Class_Content_Master_RECTIFIED_FINAL.docx
+++ b/docs/INDUCTO_World_Class_Content_Master_RECTIFIED_FINAL.docx
@@ -285,7 +285,7 @@
                 <w:color w:val="101826"/>
                 <w:sz w:val="19"/>
               </w:rPr>
-              <w:t>Forensic content rectification — 5 substantive corrections found and fixed (Section 13 has the full log with evidence). Journey duration recalculated after the fixes: 148 minutes (was 149). Video-count language corrected throughout to distinguish embedded-and-required from referenced-only.</w:t>
+              <w:t>Forensic content rectification — 5 substantive corrections found and fixed (Section 13 has the full log with evidence). Journey duration recalculated after the fixes: 149 minutes (was 149). Video-count language corrected throughout to distinguish embedded-and-required from referenced-only.</w:t>
             </w:r>
           </w:p>
         </w:tc>
@@ -449,7 +449,7 @@
                 <w:color w:val="101826"/>
                 <w:sz w:val="19"/>
               </w:rPr>
-              <w:t>148 minutes (2.5 hours), computed — video seconds + reading + exercise + quiz, not video length alone</w:t>
+              <w:t>149 minutes (2.5 hours), computed — video seconds + reading + exercise + quiz, not video length alone</w:t>
             </w:r>
           </w:p>
         </w:tc>
@@ -2360,7 +2360,7 @@
                 <w:color w:val="101826"/>
                 <w:sz w:val="19"/>
               </w:rPr>
-              <w:t>2.4</w:t>
+              <w:t>2.6</w:t>
             </w:r>
           </w:p>
         </w:tc>
@@ -3412,7 +3412,7 @@
           <w:color w:val="101826"/>
           <w:sz w:val="19"/>
         </w:rPr>
-        <w:t>Remember: Nothing is retrieved. Everything is built.</w:t>
+        <w:t>Remember: The wording is built fresh every time, even when a tool has looked something up first.</w:t>
       </w:r>
     </w:p>
     <w:p>
@@ -8447,7 +8447,7 @@
           <w:color w:val="101826"/>
           <w:sz w:val="19"/>
         </w:rPr>
-        <w:t>Remember: Any two pressure signals together.</w:t>
+        <w:t>Remember: Signals combine easily — but one alone is reason enough to check.</w:t>
       </w:r>
     </w:p>
     <w:p>
@@ -9000,7 +9000,7 @@
           <w:color w:val="5B6779"/>
           <w:sz w:val="18"/>
         </w:rPr>
-        <w:t>Source module(s): SEC-06 (Safe Use of AI at Work)  ·  2.4 minutes</w:t>
+        <w:t>Source module(s): SEC-06 (Safe Use of AI at Work)  ·  2.6 minutes</w:t>
       </w:r>
     </w:p>
     <w:p>
@@ -9076,7 +9076,7 @@
         <w:pStyle w:val="Heading4"/>
       </w:pPr>
       <w:r>
-        <w:t>Workplace example — The account decides everything</w:t>
+        <w:t>Workplace example — Approval is more than being logged in</w:t>
       </w:r>
     </w:p>
     <w:p>
@@ -9090,7 +9090,7 @@
           <w:color w:val="101826"/>
           <w:sz w:val="21"/>
         </w:rPr>
-        <w:t>The same model can be safe or unsafe depending entirely on which account you signed in with.</w:t>
+        <w:t>The same model can be safe or unsafe depending on the account you signed in with — but the account alone does not make a use approved. The tool, the configuration and what you are using it for all have to be approved too.</w:t>
       </w:r>
     </w:p>
     <w:p>
@@ -9254,7 +9254,7 @@
           <w:color w:val="1B7F4B"/>
           <w:sz w:val="19"/>
         </w:rPr>
-        <w:t>✓ The company has an agreement and you use your work account</w:t>
+        <w:t>✓ The company has explicitly approved this tool, this account and this use</w:t>
       </w:r>
     </w:p>
     <w:p>
@@ -9269,7 +9269,7 @@
           <w:color w:val="5B6779"/>
           <w:sz w:val="18"/>
         </w:rPr>
-        <w:t>Those two together give terms somebody has read, managed access, and a person who can answer questions about it afterwards. Without them, none of that exists.</w:t>
+        <w:t>All three together give terms somebody has read, managed access, and a person who can answer questions afterwards. A work account on the company's general subscription does not by itself approve every tool or every use of it.</w:t>
       </w:r>
     </w:p>
     <w:p>
@@ -9344,7 +9344,7 @@
           <w:color w:val="101826"/>
           <w:sz w:val="19"/>
         </w:rPr>
-        <w:t>Remember: An agreement and an account, not the brand.</w:t>
+        <w:t>Remember: The tool, the account and the use case — not just the brand.</w:t>
       </w:r>
     </w:p>
     <w:p>
@@ -9791,7 +9791,7 @@
           <w:color w:val="1B7F4B"/>
           <w:sz w:val="19"/>
         </w:rPr>
-        <w:t>✓ The company cannot see, control or delete what was shared</w:t>
+        <w:t>✓ It gives up the company's contractual, security and audit controls</w:t>
       </w:r>
     </w:p>
     <w:p>
@@ -9806,7 +9806,7 @@
           <w:color w:val="5B6779"/>
           <w:sz w:val="18"/>
         </w:rPr>
-        <w:t>That is the real difference. A work account brings an agreement, a record, and somebody who can act when a mistake happens. A personal account brings none of that, and the trail ends at you.</w:t>
+        <w:t>That is the real difference. A work account brings an agreement, a record, and somebody who can act when a mistake happens. A personal account may provide none of that, and the trail ends at you.</w:t>
       </w:r>
     </w:p>
     <w:p>
@@ -12401,7 +12401,7 @@
           <w:color w:val="1B7F4B"/>
           <w:sz w:val="19"/>
         </w:rPr>
-        <w:t>✓ Nobody, ever, under any circumstances</w:t>
+        <w:t>✓ Nobody — not IT, your bank, or your manager</w:t>
       </w:r>
     </w:p>
     <w:p>
@@ -25959,7 +25959,7 @@
                 <w:color w:val="101826"/>
                 <w:sz w:val="19"/>
               </w:rPr>
-              <w:t>148-minute journey, computed not estimated (was 149; recalculated after R2 removed M-12's copy-paste-prompt exercise)</w:t>
+              <w:t>149-minute journey, computed not estimated (was 149; recalculated after R2 removed M-12's copy-paste-prompt exercise)</w:t>
             </w:r>
           </w:p>
         </w:tc>
